--- a/docs/content/glm_logistic_regression/glm_logistic_regression_activity.docx
+++ b/docs/content/glm_logistic_regression/glm_logistic_regression_activity.docx
@@ -115,6 +115,158 @@
       </w:r>
       <w:r>
         <w:t xml:space="preserve">are optional bonus material that goes a bit further than what we covered in lecture.</w:t>
+      </w:r>
+    </w:p>
+    <w:p>
+      <w:pPr>
+        <w:pStyle w:val="BlockText"/>
+      </w:pPr>
+      <w:r>
+        <w:rPr>
+          <w:b/>
+          <w:bCs/>
+        </w:rPr>
+        <w:t xml:space="preserve">Every grey</w:t>
+      </w:r>
+      <w:r>
+        <w:rPr>
+          <w:b/>
+          <w:bCs/>
+        </w:rPr>
+        <w:t xml:space="preserve"> </w:t>
+      </w:r>
+      <w:r>
+        <w:rPr>
+          <w:rStyle w:val="VerbatimChar"/>
+          <w:b/>
+          <w:bCs/>
+        </w:rPr>
+        <w:t xml:space="preserve">r</w:t>
+      </w:r>
+      <w:r>
+        <w:rPr>
+          <w:b/>
+          <w:bCs/>
+        </w:rPr>
+        <w:t xml:space="preserve"> </w:t>
+      </w:r>
+      <w:r>
+        <w:rPr>
+          <w:b/>
+          <w:bCs/>
+        </w:rPr>
+        <w:t xml:space="preserve">box below is code you type into an R script — not into the Console.</w:t>
+      </w:r>
+      <w:r>
+        <w:t xml:space="preserve"> </w:t>
+      </w:r>
+      <w:r>
+        <w:t xml:space="preserve">Before you start:</w:t>
+      </w:r>
+      <w:r>
+        <w:t xml:space="preserve"> </w:t>
+      </w:r>
+      <w:r>
+        <w:rPr>
+          <w:b/>
+          <w:bCs/>
+        </w:rPr>
+        <w:t xml:space="preserve">File → New File → R Script</w:t>
+      </w:r>
+      <w:r>
+        <w:t xml:space="preserve">, and save it as</w:t>
+      </w:r>
+      <w:r>
+        <w:t xml:space="preserve"> </w:t>
+      </w:r>
+      <w:r>
+        <w:rPr>
+          <w:rStyle w:val="VerbatimChar"/>
+        </w:rPr>
+        <w:t xml:space="preserve">08_glm_logistic_regression.R</w:t>
+      </w:r>
+      <w:r>
+        <w:t xml:space="preserve"> </w:t>
+      </w:r>
+      <w:r>
+        <w:t xml:space="preserve">in your project’s</w:t>
+      </w:r>
+      <w:r>
+        <w:t xml:space="preserve"> </w:t>
+      </w:r>
+      <w:r>
+        <w:rPr>
+          <w:rStyle w:val="VerbatimChar"/>
+        </w:rPr>
+        <w:t xml:space="preserve">scripts/</w:t>
+      </w:r>
+      <w:r>
+        <w:t xml:space="preserve"> </w:t>
+      </w:r>
+      <w:r>
+        <w:t xml:space="preserve">folder. Then work down the worksheet, adding each block to the bottom of that one script, in order.</w:t>
+      </w:r>
+    </w:p>
+    <w:p>
+      <w:pPr>
+        <w:pStyle w:val="BlockText"/>
+      </w:pPr>
+      <w:r>
+        <w:rPr>
+          <w:b/>
+          <w:bCs/>
+        </w:rPr>
+        <w:t xml:space="preserve">Type the</w:t>
+      </w:r>
+      <w:r>
+        <w:rPr>
+          <w:b/>
+          <w:bCs/>
+        </w:rPr>
+        <w:t xml:space="preserve"> </w:t>
+      </w:r>
+      <w:r>
+        <w:rPr>
+          <w:rStyle w:val="VerbatimChar"/>
+          <w:b/>
+          <w:bCs/>
+        </w:rPr>
+        <w:t xml:space="preserve"># ── Part …</w:t>
+      </w:r>
+      <w:r>
+        <w:rPr>
+          <w:b/>
+          <w:bCs/>
+        </w:rPr>
+        <w:t xml:space="preserve"> </w:t>
+      </w:r>
+      <w:r>
+        <w:rPr>
+          <w:b/>
+          <w:bCs/>
+        </w:rPr>
+        <w:t xml:space="preserve">header comment at the top of each block, too.</w:t>
+      </w:r>
+      <w:r>
+        <w:t xml:space="preserve"> </w:t>
+      </w:r>
+      <w:r>
+        <w:t xml:space="preserve">Those comment lines are not decoration — they are how your script stays navigable, how you find your way back to a block that broke, and how I find your work when I read your script. A block with no header comment is a block I cannot place. In RStudio they also show up in the document outline (the</w:t>
+      </w:r>
+      <w:r>
+        <w:t xml:space="preserve"> </w:t>
+      </w:r>
+      <w:r>
+        <w:rPr>
+          <w:rStyle w:val="VerbatimChar"/>
+        </w:rPr>
+        <w:t xml:space="preserve">≡</w:t>
+      </w:r>
+      <w:r>
+        <w:t xml:space="preserve"> </w:t>
+      </w:r>
+      <w:r>
+        <w:t xml:space="preserve">button at the bottom-left of the editor) so you can jump straight to any part.</w:t>
       </w:r>
     </w:p>
     <w:p>
@@ -567,6 +719,15 @@
       </w:pPr>
       <w:r>
         <w:rPr>
+          <w:rStyle w:val="CommentTok"/>
+        </w:rPr>
+        <w:t xml:space="preserve"># ── Part 1.1 · Setup and the Data ───────────────────────────────────────</w:t>
+      </w:r>
+      <w:r>
+        <w:br/>
+      </w:r>
+      <w:r>
+        <w:rPr>
           <w:rStyle w:val="FunctionTok"/>
         </w:rPr>
         <w:t xml:space="preserve">library</w:t>
@@ -991,7 +1152,7 @@
         <w:rPr>
           <w:rStyle w:val="VerbatimChar"/>
         </w:rPr>
-        <w:t xml:space="preserve">Nearest</w:t>
+        <w:t xml:space="preserve">nearest</w:t>
       </w:r>
       <w:r>
         <w:t xml:space="preserve"> </w:t>
@@ -1066,6 +1227,15 @@
       </w:pPr>
       <w:r>
         <w:rPr>
+          <w:rStyle w:val="CommentTok"/>
+        </w:rPr>
+        <w:t xml:space="preserve"># ── Part 1.2 · Setup and the Data ───────────────────────────────────────</w:t>
+      </w:r>
+      <w:r>
+        <w:br/>
+      </w:r>
+      <w:r>
+        <w:rPr>
           <w:rStyle w:val="NormalTok"/>
         </w:rPr>
         <w:t xml:space="preserve">g_df </w:t>
@@ -1680,6 +1850,15 @@
       </w:pPr>
       <w:r>
         <w:rPr>
+          <w:rStyle w:val="CommentTok"/>
+        </w:rPr>
+        <w:t xml:space="preserve"># ── Part 1.3 · Setup and the Data ───────────────────────────────────────</w:t>
+      </w:r>
+      <w:r>
+        <w:br/>
+      </w:r>
+      <w:r>
+        <w:rPr>
           <w:rStyle w:val="NormalTok"/>
         </w:rPr>
         <w:t xml:space="preserve">g_df </w:t>
@@ -1731,6 +1910,15 @@
       <w:pPr>
         <w:pStyle w:val="SourceCode"/>
       </w:pPr>
+      <w:r>
+        <w:rPr>
+          <w:rStyle w:val="CommentTok"/>
+        </w:rPr>
+        <w:t xml:space="preserve"># ── Part 1.4 · Setup and the Data ───────────────────────────────────────</w:t>
+      </w:r>
+      <w:r>
+        <w:br/>
+      </w:r>
       <w:r>
         <w:rPr>
           <w:rStyle w:val="FunctionTok"/>
@@ -2420,6 +2608,15 @@
       </w:pPr>
       <w:r>
         <w:rPr>
+          <w:rStyle w:val="CommentTok"/>
+        </w:rPr>
+        <w:t xml:space="preserve"># ── Part 2.1 · Gaussian GLM = Linear Model ──────────────────────────────</w:t>
+      </w:r>
+      <w:r>
+        <w:br/>
+      </w:r>
+      <w:r>
+        <w:rPr>
           <w:rStyle w:val="NormalTok"/>
         </w:rPr>
         <w:t xml:space="preserve">lm_model </w:t>
@@ -2554,6 +2751,15 @@
       </w:pPr>
       <w:r>
         <w:rPr>
+          <w:rStyle w:val="CommentTok"/>
+        </w:rPr>
+        <w:t xml:space="preserve"># ── Part 2.2 · Gaussian GLM = Linear Model ──────────────────────────────</w:t>
+      </w:r>
+      <w:r>
+        <w:br/>
+      </w:r>
+      <w:r>
+        <w:rPr>
           <w:rStyle w:val="NormalTok"/>
         </w:rPr>
         <w:t xml:space="preserve">gauss_model </w:t>
@@ -2840,6 +3046,15 @@
         <w:rPr>
           <w:rStyle w:val="CommentTok"/>
         </w:rPr>
+        <w:t xml:space="preserve"># ── Part 2.3 · Gaussian GLM = Linear Model ──────────────────────────────</w:t>
+      </w:r>
+      <w:r>
+        <w:br/>
+      </w:r>
+      <w:r>
+        <w:rPr>
+          <w:rStyle w:val="CommentTok"/>
+        </w:rPr>
         <w:t xml:space="preserve"># Linear model diagnostics</w:t>
       </w:r>
       <w:r>
@@ -3026,6 +3241,15 @@
       </w:pPr>
       <w:r>
         <w:rPr>
+          <w:rStyle w:val="CommentTok"/>
+        </w:rPr>
+        <w:t xml:space="preserve"># ── Part 2.4 · Gaussian GLM = Linear Model ──────────────────────────────</w:t>
+      </w:r>
+      <w:r>
+        <w:br/>
+      </w:r>
+      <w:r>
+        <w:rPr>
           <w:rStyle w:val="NormalTok"/>
         </w:rPr>
         <w:t xml:space="preserve">sim_gauss_res </w:t>
@@ -3143,6 +3367,15 @@
       <w:pPr>
         <w:pStyle w:val="SourceCode"/>
       </w:pPr>
+      <w:r>
+        <w:rPr>
+          <w:rStyle w:val="CommentTok"/>
+        </w:rPr>
+        <w:t xml:space="preserve"># ── Part 2.5 · Gaussian GLM = Linear Model ──────────────────────────────</w:t>
+      </w:r>
+      <w:r>
+        <w:br/>
+      </w:r>
       <w:r>
         <w:rPr>
           <w:rStyle w:val="NormalTok"/>
@@ -3624,6 +3857,15 @@
       </w:pPr>
       <w:r>
         <w:rPr>
+          <w:rStyle w:val="CommentTok"/>
+        </w:rPr>
+        <w:t xml:space="preserve"># ── Part 3.1 · Poisson GLM ──────────────────────────────────────────────</w:t>
+      </w:r>
+      <w:r>
+        <w:br/>
+      </w:r>
+      <w:r>
+        <w:rPr>
           <w:rStyle w:val="NormalTok"/>
         </w:rPr>
         <w:t xml:space="preserve">poiss_model </w:t>
@@ -3800,6 +4042,15 @@
       </w:pPr>
       <w:r>
         <w:rPr>
+          <w:rStyle w:val="CommentTok"/>
+        </w:rPr>
+        <w:t xml:space="preserve"># ── Part 3.2 · Poisson GLM ──────────────────────────────────────────────</w:t>
+      </w:r>
+      <w:r>
+        <w:br/>
+      </w:r>
+      <w:r>
+        <w:rPr>
           <w:rStyle w:val="FunctionTok"/>
         </w:rPr>
         <w:t xml:space="preserve">Anova</w:t>
@@ -3883,6 +4134,15 @@
       </w:pPr>
       <w:r>
         <w:rPr>
+          <w:rStyle w:val="CommentTok"/>
+        </w:rPr>
+        <w:t xml:space="preserve"># ── Part 3.3 · Poisson GLM ──────────────────────────────────────────────</w:t>
+      </w:r>
+      <w:r>
+        <w:br/>
+      </w:r>
+      <w:r>
+        <w:rPr>
           <w:rStyle w:val="NormalTok"/>
         </w:rPr>
         <w:t xml:space="preserve">performance</w:t>
@@ -3930,6 +4190,15 @@
       </w:pPr>
       <w:r>
         <w:rPr>
+          <w:rStyle w:val="CommentTok"/>
+        </w:rPr>
+        <w:t xml:space="preserve"># ── Part 3.4 · Poisson GLM ──────────────────────────────────────────────</w:t>
+      </w:r>
+      <w:r>
+        <w:br/>
+      </w:r>
+      <w:r>
+        <w:rPr>
           <w:rStyle w:val="NormalTok"/>
         </w:rPr>
         <w:t xml:space="preserve">sim_res </w:t>
@@ -4112,6 +4381,15 @@
       <w:pPr>
         <w:pStyle w:val="SourceCode"/>
       </w:pPr>
+      <w:r>
+        <w:rPr>
+          <w:rStyle w:val="CommentTok"/>
+        </w:rPr>
+        <w:t xml:space="preserve"># ── Part 3.5 · Poisson GLM ──────────────────────────────────────────────</w:t>
+      </w:r>
+      <w:r>
+        <w:br/>
+      </w:r>
       <w:r>
         <w:rPr>
           <w:rStyle w:val="NormalTok"/>
@@ -5177,6 +5455,15 @@
       </w:pPr>
       <w:r>
         <w:rPr>
+          <w:rStyle w:val="CommentTok"/>
+        </w:rPr>
+        <w:t xml:space="preserve"># ── Part 4.1 · Negative Binomial GLM ────────────────────────────────────</w:t>
+      </w:r>
+      <w:r>
+        <w:br/>
+      </w:r>
+      <w:r>
+        <w:rPr>
           <w:rStyle w:val="NormalTok"/>
         </w:rPr>
         <w:t xml:space="preserve">nb_model </w:t>
@@ -5269,6 +5556,15 @@
       </w:pPr>
       <w:r>
         <w:rPr>
+          <w:rStyle w:val="CommentTok"/>
+        </w:rPr>
+        <w:t xml:space="preserve"># ── Part 4.2 · Negative Binomial GLM ────────────────────────────────────</w:t>
+      </w:r>
+      <w:r>
+        <w:br/>
+      </w:r>
+      <w:r>
+        <w:rPr>
           <w:rStyle w:val="NormalTok"/>
         </w:rPr>
         <w:t xml:space="preserve">nb_sim_res </w:t>
@@ -5413,6 +5709,15 @@
       <w:pPr>
         <w:pStyle w:val="SourceCode"/>
       </w:pPr>
+      <w:r>
+        <w:rPr>
+          <w:rStyle w:val="CommentTok"/>
+        </w:rPr>
+        <w:t xml:space="preserve"># ── Part 4.3 · Negative Binomial GLM ────────────────────────────────────</w:t>
+      </w:r>
+      <w:r>
+        <w:br/>
+      </w:r>
       <w:r>
         <w:rPr>
           <w:rStyle w:val="NormalTok"/>
@@ -5931,6 +6236,15 @@
               <w:rPr>
                 <w:rStyle w:val="CommentTok"/>
               </w:rPr>
+              <w:t xml:space="preserve"># ── Part 4.4 · Negative Binomial GLM ────────────────────────────────────</w:t>
+            </w:r>
+            <w:r>
+              <w:br/>
+            </w:r>
+            <w:r>
+              <w:rPr>
+                <w:rStyle w:val="CommentTok"/>
+              </w:rPr>
               <w:t xml:space="preserve"># Write your code here:</w:t>
             </w:r>
           </w:p>
@@ -6024,6 +6338,15 @@
       </w:pPr>
       <w:r>
         <w:rPr>
+          <w:rStyle w:val="CommentTok"/>
+        </w:rPr>
+        <w:t xml:space="preserve"># ── Part 5.1 · Gaussian, Poisson &amp; Negative-Binomial ────────────────────</w:t>
+      </w:r>
+      <w:r>
+        <w:br/>
+      </w:r>
+      <w:r>
+        <w:rPr>
           <w:rStyle w:val="NormalTok"/>
         </w:rPr>
         <w:t xml:space="preserve">p1 </w:t>
@@ -7348,6 +7671,15 @@
       </w:pPr>
       <w:r>
         <w:rPr>
+          <w:rStyle w:val="CommentTok"/>
+        </w:rPr>
+        <w:t xml:space="preserve"># ── Part 5.2 · Gaussian, Poisson &amp; Negative-Binomial ────────────────────</w:t>
+      </w:r>
+      <w:r>
+        <w:br/>
+      </w:r>
+      <w:r>
+        <w:rPr>
           <w:rStyle w:val="NormalTok"/>
         </w:rPr>
         <w:t xml:space="preserve">lm_reg_model </w:t>
@@ -7824,6 +8156,15 @@
       </w:pPr>
       <w:r>
         <w:rPr>
+          <w:rStyle w:val="CommentTok"/>
+        </w:rPr>
+        <w:t xml:space="preserve"># ── Part 5.3 · Gaussian, Poisson &amp; Negative-Binomial ────────────────────</w:t>
+      </w:r>
+      <w:r>
+        <w:br/>
+      </w:r>
+      <w:r>
+        <w:rPr>
           <w:rStyle w:val="NormalTok"/>
         </w:rPr>
         <w:t xml:space="preserve">poiss_reg_model </w:t>
@@ -8656,6 +8997,15 @@
       <w:pPr>
         <w:pStyle w:val="SourceCode"/>
       </w:pPr>
+      <w:r>
+        <w:rPr>
+          <w:rStyle w:val="CommentTok"/>
+        </w:rPr>
+        <w:t xml:space="preserve"># ── Part 5.4 · Gaussian, Poisson &amp; Negative-Binomial ────────────────────</w:t>
+      </w:r>
+      <w:r>
+        <w:br/>
+      </w:r>
       <w:r>
         <w:rPr>
           <w:rStyle w:val="NormalTok"/>
@@ -9892,6 +10242,15 @@
       </w:pPr>
       <w:r>
         <w:rPr>
+          <w:rStyle w:val="CommentTok"/>
+        </w:rPr>
+        <w:t xml:space="preserve"># ── Part 6.1 · Logistic Regression ──────────────────────────────────────</w:t>
+      </w:r>
+      <w:r>
+        <w:br/>
+      </w:r>
+      <w:r>
+        <w:rPr>
           <w:rStyle w:val="FunctionTok"/>
         </w:rPr>
         <w:t xml:space="preserve">set.seed</w:t>
@@ -10845,6 +11204,15 @@
       </w:pPr>
       <w:r>
         <w:rPr>
+          <w:rStyle w:val="CommentTok"/>
+        </w:rPr>
+        <w:t xml:space="preserve"># ── Part 6.2 · Logistic Regression ──────────────────────────────────────</w:t>
+      </w:r>
+      <w:r>
+        <w:br/>
+      </w:r>
+      <w:r>
+        <w:rPr>
           <w:rStyle w:val="NormalTok"/>
         </w:rPr>
         <w:t xml:space="preserve">lizard_model </w:t>
@@ -11004,6 +11372,15 @@
       <w:pPr>
         <w:pStyle w:val="SourceCode"/>
       </w:pPr>
+      <w:r>
+        <w:rPr>
+          <w:rStyle w:val="CommentTok"/>
+        </w:rPr>
+        <w:t xml:space="preserve"># ── Part 6.3 · Logistic Regression ──────────────────────────────────────</w:t>
+      </w:r>
+      <w:r>
+        <w:br/>
+      </w:r>
       <w:r>
         <w:rPr>
           <w:rStyle w:val="NormalTok"/>
@@ -11876,6 +12253,15 @@
       </w:pPr>
       <w:r>
         <w:rPr>
+          <w:rStyle w:val="CommentTok"/>
+        </w:rPr>
+        <w:t xml:space="preserve"># ── Part 6.4 · Logistic Regression ──────────────────────────────────────</w:t>
+      </w:r>
+      <w:r>
+        <w:br/>
+      </w:r>
+      <w:r>
+        <w:rPr>
           <w:rStyle w:val="NormalTok"/>
         </w:rPr>
         <w:t xml:space="preserve">reduced_model </w:t>
@@ -12139,6 +12525,15 @@
       </w:pPr>
       <w:r>
         <w:rPr>
+          <w:rStyle w:val="CommentTok"/>
+        </w:rPr>
+        <w:t xml:space="preserve"># ── Part 6.5 · Logistic Regression ──────────────────────────────────────</w:t>
+      </w:r>
+      <w:r>
+        <w:br/>
+      </w:r>
+      <w:r>
+        <w:rPr>
           <w:rStyle w:val="NormalTok"/>
         </w:rPr>
         <w:t xml:space="preserve">coef_lizard </w:t>
@@ -12662,6 +13057,15 @@
       <w:pPr>
         <w:pStyle w:val="SourceCode"/>
       </w:pPr>
+      <w:r>
+        <w:rPr>
+          <w:rStyle w:val="CommentTok"/>
+        </w:rPr>
+        <w:t xml:space="preserve"># ── Part 6.6 · Logistic Regression ──────────────────────────────────────</w:t>
+      </w:r>
+      <w:r>
+        <w:br/>
+      </w:r>
       <w:r>
         <w:rPr>
           <w:rStyle w:val="CommentTok"/>
@@ -12924,6 +13328,15 @@
       </w:pPr>
       <w:r>
         <w:rPr>
+          <w:rStyle w:val="CommentTok"/>
+        </w:rPr>
+        <w:t xml:space="preserve"># ── Part 6.7 · Logistic Regression ──────────────────────────────────────</w:t>
+      </w:r>
+      <w:r>
+        <w:br/>
+      </w:r>
+      <w:r>
+        <w:rPr>
           <w:rStyle w:val="FunctionTok"/>
         </w:rPr>
         <w:t xml:space="preserve">check_model</w:t>
@@ -12998,6 +13411,15 @@
       <w:pPr>
         <w:pStyle w:val="SourceCode"/>
       </w:pPr>
+      <w:r>
+        <w:rPr>
+          <w:rStyle w:val="CommentTok"/>
+        </w:rPr>
+        <w:t xml:space="preserve"># ── Part 6.8 · Logistic Regression ──────────────────────────────────────</w:t>
+      </w:r>
+      <w:r>
+        <w:br/>
+      </w:r>
       <w:r>
         <w:rPr>
           <w:rStyle w:val="NormalTok"/>
@@ -13398,6 +13820,15 @@
             <w:pPr>
               <w:pStyle w:val="SourceCode"/>
             </w:pPr>
+            <w:r>
+              <w:rPr>
+                <w:rStyle w:val="CommentTok"/>
+              </w:rPr>
+              <w:t xml:space="preserve"># ── Part 6.9 · Logistic Regression ──────────────────────────────────────</w:t>
+            </w:r>
+            <w:r>
+              <w:br/>
+            </w:r>
             <w:r>
               <w:rPr>
                 <w:rStyle w:val="CommentTok"/>

--- a/docs/content/glm_logistic_regression/glm_logistic_regression_activity.docx
+++ b/docs/content/glm_logistic_regression/glm_logistic_regression_activity.docx
@@ -15808,7 +15808,7 @@
         <w:bottom w:color="FF0000" w:space="1" w:sz="8" w:val="single"/>
         <w:right w:color="FF0000" w:space="4" w:sz="8" w:val="single"/>
       </w:pBdr>
-      <w:shd w:color="auto" w:fill="auto" w:val="pct15"/>
+      <w:shd w:color="auto" w:fill="FBFBFB" w:val="clear"/>
       <w:spacing w:after="120" w:before="120"/>
       <w:ind w:left="432" w:right="432"/>
     </w:pPr>
@@ -15824,12 +15824,12 @@
     <w:rsid w:val="00771E03"/>
     <w:pPr>
       <w:pBdr>
-        <w:top w:color="auto" w:space="1" w:sz="8" w:val="single"/>
-        <w:left w:color="auto" w:space="4" w:sz="8" w:val="single"/>
-        <w:bottom w:color="auto" w:space="1" w:sz="8" w:val="single"/>
-        <w:right w:color="auto" w:space="4" w:sz="8" w:val="single"/>
+        <w:top w:color="BFBFBF" w:space="1" w:sz="6" w:val="single"/>
+        <w:left w:color="BFBFBF" w:space="4" w:sz="6" w:val="single"/>
+        <w:bottom w:color="BFBFBF" w:space="1" w:sz="6" w:val="single"/>
+        <w:right w:color="BFBFBF" w:space="4" w:sz="6" w:val="single"/>
       </w:pBdr>
-      <w:shd w:color="auto" w:fill="auto" w:val="pct15"/>
+      <w:shd w:color="auto" w:fill="FBFBFB" w:val="clear"/>
       <w:spacing w:after="240" w:before="240"/>
       <w:ind w:left="432" w:right="432"/>
     </w:pPr>
@@ -15844,7 +15844,13 @@
     <w:qFormat/>
     <w:rsid w:val="00771E03"/>
     <w:pPr>
-      <w:shd w:color="auto" w:fill="auto" w:val="pct15"/>
+      <w:pBdr>
+        <w:top w:color="BFBFBF" w:space="1" w:sz="6" w:val="single"/>
+        <w:left w:color="BFBFBF" w:space="4" w:sz="6" w:val="single"/>
+        <w:bottom w:color="BFBFBF" w:space="1" w:sz="6" w:val="single"/>
+        <w:right w:color="BFBFBF" w:space="4" w:sz="6" w:val="single"/>
+      </w:pBdr>
+      <w:shd w:color="auto" w:fill="FBFBFB" w:val="clear"/>
       <w:spacing w:after="240" w:before="240"/>
       <w:ind w:left="432" w:right="432"/>
     </w:pPr>

--- a/docs/content/glm_logistic_regression/glm_logistic_regression_activity.docx
+++ b/docs/content/glm_logistic_regression/glm_logistic_regression_activity.docx
@@ -2549,9 +2549,11 @@
       <w:r>
         <w:t xml:space="preserve">Looking at the boxplot, does species richness look roughly normally distributed within each size category, or right-skewed?</w:t>
       </w:r>
-      <w:r>
-        <w:t xml:space="preserve"> </w:t>
-      </w:r>
+    </w:p>
+    <w:p>
+      <w:pPr>
+        <w:pStyle w:val="BodyText"/>
+      </w:pPr>
       <w:r>
         <w:rPr>
           <w:rStyle w:val="VerbatimChar"/>
@@ -3718,9 +3720,11 @@
       <w:r>
         <w:t xml:space="preserve">match?</w:t>
       </w:r>
-      <w:r>
-        <w:t xml:space="preserve"> </w:t>
-      </w:r>
+    </w:p>
+    <w:p>
+      <w:pPr>
+        <w:pStyle w:val="BodyText"/>
+      </w:pPr>
       <w:r>
         <w:rPr>
           <w:rStyle w:val="VerbatimChar"/>
@@ -6054,9 +6058,11 @@
       <w:r>
         <w:t xml:space="preserve">Compare the overdispersion check result from the Poisson model (Part 3) to the negative binomial model here. Did switching to NB fix the overdispersion problem?</w:t>
       </w:r>
-      <w:r>
-        <w:t xml:space="preserve"> </w:t>
-      </w:r>
+    </w:p>
+    <w:p>
+      <w:pPr>
+        <w:pStyle w:val="BodyText"/>
+      </w:pPr>
       <w:r>
         <w:rPr>
           <w:rStyle w:val="VerbatimChar"/>
@@ -6245,7 +6251,7 @@
               <w:rPr>
                 <w:rStyle w:val="CommentTok"/>
               </w:rPr>
-              <w:t xml:space="preserve"># Write your code here:</w:t>
+              <w:t xml:space="preserve"># Write your code in the R script:</w:t>
             </w:r>
           </w:p>
           <w:p/>
@@ -9726,9 +9732,11 @@
       <w:r>
         <w:t xml:space="preserve">. Based on the DHARMa diagnostics and overdispersion checks, which model would you report?</w:t>
       </w:r>
-      <w:r>
-        <w:t xml:space="preserve"> </w:t>
-      </w:r>
+    </w:p>
+    <w:p>
+      <w:pPr>
+        <w:pStyle w:val="BodyText"/>
+      </w:pPr>
       <w:r>
         <w:rPr>
           <w:rStyle w:val="VerbatimChar"/>
@@ -13015,9 +13023,11 @@
       <w:r>
         <w:t xml:space="preserve">Based on the odds ratio, for every one-unit increase in island Perimeter/Area ratio, how are the odds of finding a lizard present changing?</w:t>
       </w:r>
-      <w:r>
-        <w:t xml:space="preserve"> </w:t>
-      </w:r>
+    </w:p>
+    <w:p>
+      <w:pPr>
+        <w:pStyle w:val="BodyText"/>
+      </w:pPr>
       <w:r>
         <w:rPr>
           <w:rStyle w:val="VerbatimChar"/>
@@ -13833,7 +13843,7 @@
               <w:rPr>
                 <w:rStyle w:val="CommentTok"/>
               </w:rPr>
-              <w:t xml:space="preserve"># Write your code here:</w:t>
+              <w:t xml:space="preserve"># Write your code in the R script:</w:t>
             </w:r>
           </w:p>
           <w:p/>

--- a/docs/content/glm_logistic_regression/glm_logistic_regression_activity.docx
+++ b/docs/content/glm_logistic_regression/glm_logistic_regression_activity.docx
@@ -26,285 +26,13 @@
         <w:t xml:space="preserve">Bill Perry</w:t>
       </w:r>
     </w:p>
-    <w:bookmarkStart w:id="10" w:name="worksheet-glm-logistic-regression"/>
+    <w:bookmarkStart w:id="9" w:name="worksheet-glm-logistic-regression"/>
     <w:p>
       <w:pPr>
         <w:pStyle w:val="Heading1"/>
       </w:pPr>
       <w:r>
         <w:t xml:space="preserve">Worksheet: GLM &amp; Logistic Regression</w:t>
-      </w:r>
-    </w:p>
-    <w:p>
-      <w:pPr>
-        <w:pStyle w:val="Heading2"/>
-      </w:pPr>
-      <w:bookmarkStart w:id="9" w:name="how-to-use-this-worksheet"/>
-      <w:r>
-        <w:t xml:space="preserve">How to use this worksheet</w:t>
-      </w:r>
-      <w:bookmarkEnd w:id="9"/>
-    </w:p>
-    <w:p>
-      <w:pPr>
-        <w:pStyle w:val="BlockText"/>
-      </w:pPr>
-      <w:r>
-        <w:t xml:space="preserve">Work through each part in order, at your own pace. Type every line of code yourself into a</w:t>
-      </w:r>
-      <w:r>
-        <w:t xml:space="preserve"> </w:t>
-      </w:r>
-      <w:r>
-        <w:rPr>
-          <w:b/>
-          <w:bCs/>
-        </w:rPr>
-        <w:t xml:space="preserve">plain R script</w:t>
-      </w:r>
-      <w:r>
-        <w:t xml:space="preserve"> </w:t>
-      </w:r>
-      <w:r>
-        <w:t xml:space="preserve">— do not copy-paste. Blocks marked</w:t>
-      </w:r>
-      <w:r>
-        <w:t xml:space="preserve"> </w:t>
-      </w:r>
-      <w:r>
-        <w:rPr>
-          <w:b/>
-          <w:bCs/>
-        </w:rPr>
-        <w:t xml:space="preserve">▶ Run this</w:t>
-      </w:r>
-      <w:r>
-        <w:t xml:space="preserve"> </w:t>
-      </w:r>
-      <w:r>
-        <w:t xml:space="preserve">are code you should type and execute. Blocks marked</w:t>
-      </w:r>
-      <w:r>
-        <w:t xml:space="preserve"> </w:t>
-      </w:r>
-      <w:r>
-        <w:rPr>
-          <w:b/>
-          <w:bCs/>
-        </w:rPr>
-        <w:t xml:space="preserve">✏️ Your turn</w:t>
-      </w:r>
-      <w:r>
-        <w:t xml:space="preserve"> </w:t>
-      </w:r>
-      <w:r>
-        <w:t xml:space="preserve">ask you to write, modify, or answer something. Boxes marked</w:t>
-      </w:r>
-      <w:r>
-        <w:t xml:space="preserve"> </w:t>
-      </w:r>
-      <w:r>
-        <w:rPr>
-          <w:b/>
-          <w:bCs/>
-        </w:rPr>
-        <w:t xml:space="preserve">🚀 If you finish early</w:t>
-      </w:r>
-      <w:r>
-        <w:t xml:space="preserve"> </w:t>
-      </w:r>
-      <w:r>
-        <w:t xml:space="preserve">are optional bonus material that goes a bit further than what we covered in lecture.</w:t>
-      </w:r>
-    </w:p>
-    <w:p>
-      <w:pPr>
-        <w:pStyle w:val="BlockText"/>
-      </w:pPr>
-      <w:r>
-        <w:rPr>
-          <w:b/>
-          <w:bCs/>
-        </w:rPr>
-        <w:t xml:space="preserve">Every grey</w:t>
-      </w:r>
-      <w:r>
-        <w:rPr>
-          <w:b/>
-          <w:bCs/>
-        </w:rPr>
-        <w:t xml:space="preserve"> </w:t>
-      </w:r>
-      <w:r>
-        <w:rPr>
-          <w:rStyle w:val="VerbatimChar"/>
-          <w:b/>
-          <w:bCs/>
-        </w:rPr>
-        <w:t xml:space="preserve">r</w:t>
-      </w:r>
-      <w:r>
-        <w:rPr>
-          <w:b/>
-          <w:bCs/>
-        </w:rPr>
-        <w:t xml:space="preserve"> </w:t>
-      </w:r>
-      <w:r>
-        <w:rPr>
-          <w:b/>
-          <w:bCs/>
-        </w:rPr>
-        <w:t xml:space="preserve">box below is code you type into an R script — not into the Console.</w:t>
-      </w:r>
-      <w:r>
-        <w:t xml:space="preserve"> </w:t>
-      </w:r>
-      <w:r>
-        <w:t xml:space="preserve">Before you start:</w:t>
-      </w:r>
-      <w:r>
-        <w:t xml:space="preserve"> </w:t>
-      </w:r>
-      <w:r>
-        <w:rPr>
-          <w:b/>
-          <w:bCs/>
-        </w:rPr>
-        <w:t xml:space="preserve">File → New File → R Script</w:t>
-      </w:r>
-      <w:r>
-        <w:t xml:space="preserve">, and save it as</w:t>
-      </w:r>
-      <w:r>
-        <w:t xml:space="preserve"> </w:t>
-      </w:r>
-      <w:r>
-        <w:rPr>
-          <w:rStyle w:val="VerbatimChar"/>
-        </w:rPr>
-        <w:t xml:space="preserve">08_glm_logistic_regression.R</w:t>
-      </w:r>
-      <w:r>
-        <w:t xml:space="preserve"> </w:t>
-      </w:r>
-      <w:r>
-        <w:t xml:space="preserve">in your project’s</w:t>
-      </w:r>
-      <w:r>
-        <w:t xml:space="preserve"> </w:t>
-      </w:r>
-      <w:r>
-        <w:rPr>
-          <w:rStyle w:val="VerbatimChar"/>
-        </w:rPr>
-        <w:t xml:space="preserve">scripts/</w:t>
-      </w:r>
-      <w:r>
-        <w:t xml:space="preserve"> </w:t>
-      </w:r>
-      <w:r>
-        <w:t xml:space="preserve">folder. Then work down the worksheet, adding each block to the bottom of that one script, in order.</w:t>
-      </w:r>
-    </w:p>
-    <w:p>
-      <w:pPr>
-        <w:pStyle w:val="BlockText"/>
-      </w:pPr>
-      <w:r>
-        <w:rPr>
-          <w:b/>
-          <w:bCs/>
-        </w:rPr>
-        <w:t xml:space="preserve">Type the</w:t>
-      </w:r>
-      <w:r>
-        <w:rPr>
-          <w:b/>
-          <w:bCs/>
-        </w:rPr>
-        <w:t xml:space="preserve"> </w:t>
-      </w:r>
-      <w:r>
-        <w:rPr>
-          <w:rStyle w:val="VerbatimChar"/>
-          <w:b/>
-          <w:bCs/>
-        </w:rPr>
-        <w:t xml:space="preserve"># ── Part …</w:t>
-      </w:r>
-      <w:r>
-        <w:rPr>
-          <w:b/>
-          <w:bCs/>
-        </w:rPr>
-        <w:t xml:space="preserve"> </w:t>
-      </w:r>
-      <w:r>
-        <w:rPr>
-          <w:b/>
-          <w:bCs/>
-        </w:rPr>
-        <w:t xml:space="preserve">header comment at the top of each block, too.</w:t>
-      </w:r>
-      <w:r>
-        <w:t xml:space="preserve"> </w:t>
-      </w:r>
-      <w:r>
-        <w:t xml:space="preserve">Those comment lines are not decoration — they are how your script stays navigable, how you find your way back to a block that broke, and how I find your work when I read your script. A block with no header comment is a block I cannot place. In RStudio they also show up in the document outline (the</w:t>
-      </w:r>
-      <w:r>
-        <w:t xml:space="preserve"> </w:t>
-      </w:r>
-      <w:r>
-        <w:rPr>
-          <w:rStyle w:val="VerbatimChar"/>
-        </w:rPr>
-        <w:t xml:space="preserve">≡</w:t>
-      </w:r>
-      <w:r>
-        <w:t xml:space="preserve"> </w:t>
-      </w:r>
-      <w:r>
-        <w:t xml:space="preserve">button at the bottom-left of the editor) so you can jump straight to any part.</w:t>
-      </w:r>
-    </w:p>
-    <w:p>
-      <w:pPr>
-        <w:pStyle w:val="BlockText"/>
-      </w:pPr>
-      <w:r>
-        <w:t xml:space="preserve">This worksheet uses the</w:t>
-      </w:r>
-      <w:r>
-        <w:t xml:space="preserve"> </w:t>
-      </w:r>
-      <w:r>
-        <w:rPr>
-          <w:rStyle w:val="VerbatimChar"/>
-        </w:rPr>
-        <w:t xml:space="preserve">gala</w:t>
-      </w:r>
-      <w:r>
-        <w:t xml:space="preserve"> </w:t>
-      </w:r>
-      <w:r>
-        <w:t xml:space="preserve">island-biogeography dataset (from the</w:t>
-      </w:r>
-      <w:r>
-        <w:t xml:space="preserve"> </w:t>
-      </w:r>
-      <w:r>
-        <w:rPr>
-          <w:rStyle w:val="VerbatimChar"/>
-        </w:rPr>
-        <w:t xml:space="preserve">faraway</w:t>
-      </w:r>
-      <w:r>
-        <w:t xml:space="preserve"> </w:t>
-      </w:r>
-      <w:r>
-        <w:t xml:space="preserve">package) for Gaussian, Poisson, and negative binomial GLMs, and a simulated lizard presence/absence dataset for logistic regression.</w:t>
       </w:r>
     </w:p>
     <w:p>
@@ -691,8 +419,8 @@
         </w:pict>
       </w:r>
     </w:p>
-    <w:bookmarkEnd w:id="10"/>
-    <w:bookmarkStart w:id="11" w:name="part-1-setup-and-the-data"/>
+    <w:bookmarkEnd w:id="9"/>
+    <w:bookmarkStart w:id="10" w:name="part-1-setup-and-the-data"/>
     <w:p>
       <w:pPr>
         <w:pStyle w:val="Heading1"/>
@@ -2568,8 +2296,8 @@
         </w:pict>
       </w:r>
     </w:p>
-    <w:bookmarkEnd w:id="11"/>
-    <w:bookmarkStart w:id="12" w:name="part-2-gaussian-glm-linear-model"/>
+    <w:bookmarkEnd w:id="10"/>
+    <w:bookmarkStart w:id="11" w:name="part-2-gaussian-glm-linear-model"/>
     <w:p>
       <w:pPr>
         <w:pStyle w:val="Heading1"/>
@@ -3739,8 +3467,8 @@
         </w:pict>
       </w:r>
     </w:p>
-    <w:bookmarkEnd w:id="12"/>
-    <w:bookmarkStart w:id="13" w:name="part-3-poisson-glm"/>
+    <w:bookmarkEnd w:id="11"/>
+    <w:bookmarkStart w:id="12" w:name="part-3-poisson-glm"/>
     <w:p>
       <w:pPr>
         <w:pStyle w:val="Heading1"/>
@@ -5407,8 +5135,8 @@
         </w:pict>
       </w:r>
     </w:p>
-    <w:bookmarkEnd w:id="13"/>
-    <w:bookmarkStart w:id="17" w:name="part-4-negative-binomial-glm"/>
+    <w:bookmarkEnd w:id="12"/>
+    <w:bookmarkStart w:id="16" w:name="part-4-negative-binomial-glm"/>
     <w:p>
       <w:pPr>
         <w:pStyle w:val="Heading1"/>
@@ -6111,18 +5839,18 @@
                 <wp:inline>
                   <wp:extent cx="152400" cy="152400"/>
                   <wp:effectExtent b="0" l="0" r="0" t="0"/>
-                  <wp:docPr descr="" title="" id="15" name="Picture"/>
+                  <wp:docPr descr="" title="" id="14" name="Picture"/>
                   <a:graphic>
                     <a:graphicData uri="http://schemas.openxmlformats.org/drawingml/2006/picture">
                       <pic:pic>
                         <pic:nvPicPr>
-                          <pic:cNvPr descr="/Applications/Positron.app/Contents/Resources/app/quarto/share/formats/docx/tip.png" id="16" name="Picture"/>
+                          <pic:cNvPr descr="/Applications/Positron.app/Contents/Resources/app/quarto/share/formats/docx/tip.png" id="15" name="Picture"/>
                           <pic:cNvPicPr>
                             <a:picLocks noChangeArrowheads="1" noChangeAspect="1"/>
                           </pic:cNvPicPr>
                         </pic:nvPicPr>
                         <pic:blipFill>
-                          <a:blip r:embed="rId14"/>
+                          <a:blip r:embed="rId13"/>
                           <a:stretch>
                             <a:fillRect/>
                           </a:stretch>
@@ -6265,8 +5993,8 @@
         </w:pict>
       </w:r>
     </w:p>
-    <w:bookmarkEnd w:id="17"/>
-    <w:bookmarkStart w:id="21" w:name="X18a9c4fe86e2d374abd75abd8b8584852e55923"/>
+    <w:bookmarkEnd w:id="16"/>
+    <w:bookmarkStart w:id="20" w:name="X18a9c4fe86e2d374abd75abd8b8584852e55923"/>
     <w:p>
       <w:pPr>
         <w:pStyle w:val="Heading1"/>
@@ -7585,7 +7313,7 @@
         <w:t xml:space="preserve"> p4)</w:t>
       </w:r>
     </w:p>
-    <w:bookmarkStart w:id="18" w:name="gaussian-regression"/>
+    <w:bookmarkStart w:id="17" w:name="gaussian-regression"/>
     <w:p>
       <w:pPr>
         <w:pStyle w:val="Heading2"/>
@@ -8105,8 +7833,8 @@
         <w:t xml:space="preserve">(gauss_reg_model))</w:t>
       </w:r>
     </w:p>
-    <w:bookmarkEnd w:id="18"/>
-    <w:bookmarkStart w:id="19" w:name="poisson-regression"/>
+    <w:bookmarkEnd w:id="17"/>
+    <w:bookmarkStart w:id="18" w:name="poisson-regression"/>
     <w:p>
       <w:pPr>
         <w:pStyle w:val="Heading2"/>
@@ -8977,8 +8705,8 @@
         <w:t xml:space="preserve">()</w:t>
       </w:r>
     </w:p>
-    <w:bookmarkEnd w:id="19"/>
-    <w:bookmarkStart w:id="20" w:name="negative-binomial-regression"/>
+    <w:bookmarkEnd w:id="18"/>
+    <w:bookmarkStart w:id="19" w:name="negative-binomial-regression"/>
     <w:p>
       <w:pPr>
         <w:pStyle w:val="Heading2"/>
@@ -9751,9 +9479,9 @@
         </w:pict>
       </w:r>
     </w:p>
+    <w:bookmarkEnd w:id="19"/>
     <w:bookmarkEnd w:id="20"/>
-    <w:bookmarkEnd w:id="21"/>
-    <w:bookmarkStart w:id="26" w:name="X3f218bc0f7e411a16e2e3784c8b220352d9abfe"/>
+    <w:bookmarkStart w:id="25" w:name="X3f218bc0f7e411a16e2e3784c8b220352d9abfe"/>
     <w:p>
       <w:pPr>
         <w:pStyle w:val="Heading1"/>
@@ -12440,7 +12168,7 @@
         <w:t xml:space="preserve">)</w:t>
       </w:r>
     </w:p>
-    <w:bookmarkStart w:id="22" w:name="interpreting-the-odds-ratio"/>
+    <w:bookmarkStart w:id="21" w:name="interpreting-the-odds-ratio"/>
     <w:p>
       <w:pPr>
         <w:pStyle w:val="Heading2"/>
@@ -13035,8 +12763,8 @@
         <w:t xml:space="preserve">________________________</w:t>
       </w:r>
     </w:p>
-    <w:bookmarkEnd w:id="22"/>
-    <w:bookmarkStart w:id="25" w:name="assessing-model-fit"/>
+    <w:bookmarkEnd w:id="21"/>
+    <w:bookmarkStart w:id="24" w:name="assessing-model-fit"/>
     <w:p>
       <w:pPr>
         <w:pStyle w:val="Heading2"/>
@@ -13721,18 +13449,18 @@
                 <wp:inline>
                   <wp:extent cx="152400" cy="152400"/>
                   <wp:effectExtent b="0" l="0" r="0" t="0"/>
-                  <wp:docPr descr="" title="" id="23" name="Picture"/>
+                  <wp:docPr descr="" title="" id="22" name="Picture"/>
                   <a:graphic>
                     <a:graphicData uri="http://schemas.openxmlformats.org/drawingml/2006/picture">
                       <pic:pic>
                         <pic:nvPicPr>
-                          <pic:cNvPr descr="/Applications/Positron.app/Contents/Resources/app/quarto/share/formats/docx/tip.png" id="24" name="Picture"/>
+                          <pic:cNvPr descr="/Applications/Positron.app/Contents/Resources/app/quarto/share/formats/docx/tip.png" id="23" name="Picture"/>
                           <pic:cNvPicPr>
                             <a:picLocks noChangeArrowheads="1" noChangeAspect="1"/>
                           </pic:cNvPicPr>
                         </pic:nvPicPr>
                         <pic:blipFill>
-                          <a:blip r:embed="rId14"/>
+                          <a:blip r:embed="rId13"/>
                           <a:stretch>
                             <a:fillRect/>
                           </a:stretch>
@@ -13857,9 +13585,9 @@
         </w:pict>
       </w:r>
     </w:p>
+    <w:bookmarkEnd w:id="24"/>
     <w:bookmarkEnd w:id="25"/>
-    <w:bookmarkEnd w:id="26"/>
-    <w:bookmarkStart w:id="30" w:name="review-and-checkpoint"/>
+    <w:bookmarkStart w:id="29" w:name="review-and-checkpoint"/>
     <w:p>
       <w:pPr>
         <w:pStyle w:val="Heading1"/>
@@ -14001,18 +13729,18 @@
                 <wp:inline>
                   <wp:extent cx="152400" cy="152400"/>
                   <wp:effectExtent b="0" l="0" r="0" t="0"/>
-                  <wp:docPr descr="" title="" id="28" name="Picture"/>
+                  <wp:docPr descr="" title="" id="27" name="Picture"/>
                   <a:graphic>
                     <a:graphicData uri="http://schemas.openxmlformats.org/drawingml/2006/picture">
                       <pic:pic>
                         <pic:nvPicPr>
-                          <pic:cNvPr descr="/Applications/Positron.app/Contents/Resources/app/quarto/share/formats/docx/note.png" id="29" name="Picture"/>
+                          <pic:cNvPr descr="/Applications/Positron.app/Contents/Resources/app/quarto/share/formats/docx/note.png" id="28" name="Picture"/>
                           <pic:cNvPicPr>
                             <a:picLocks noChangeArrowheads="1" noChangeAspect="1"/>
                           </pic:cNvPicPr>
                         </pic:nvPicPr>
                         <pic:blipFill>
-                          <a:blip r:embed="rId27"/>
+                          <a:blip r:embed="rId26"/>
                           <a:stretch>
                             <a:fillRect/>
                           </a:stretch>
@@ -14139,214 +13867,10 @@
         </w:tc>
       </w:tr>
     </w:tbl>
-    <w:p>
-      <w:r>
-        <w:pict>
-          <v:rect style="width:0;height:1.5pt" o:hralign="center" o:hrstd="t" o:hr="t"/>
-        </w:pict>
-      </w:r>
-    </w:p>
-    <w:bookmarkEnd w:id="30"/>
-    <w:bookmarkStart w:id="31" w:name="getting-unstuck"/>
-    <w:p>
-      <w:pPr>
-        <w:pStyle w:val="Heading1"/>
-      </w:pPr>
-      <w:r>
-        <w:t xml:space="preserve">Getting unstuck</w:t>
-      </w:r>
-    </w:p>
-    <w:p>
-      <w:pPr>
-        <w:pStyle w:val="FirstParagraph"/>
-      </w:pPr>
-      <w:r>
-        <w:t xml:space="preserve">When code breaks — and it will, that is normal:</w:t>
-      </w:r>
-    </w:p>
-    <w:p>
-      <w:pPr>
-        <w:pStyle w:val="Compact"/>
-        <w:numPr>
-          <w:ilvl w:val="0"/>
-          <w:numId w:val="1018"/>
-        </w:numPr>
-      </w:pPr>
-      <w:r>
-        <w:rPr>
-          <w:b/>
-          <w:bCs/>
-        </w:rPr>
-        <w:t xml:space="preserve">Read the error message out loud.</w:t>
-      </w:r>
-      <w:r>
-        <w:t xml:space="preserve"> </w:t>
-      </w:r>
-      <w:r>
-        <w:t xml:space="preserve">R usually names the line and the problem.</w:t>
-      </w:r>
-    </w:p>
-    <w:p>
-      <w:pPr>
-        <w:pStyle w:val="Compact"/>
-        <w:numPr>
-          <w:ilvl w:val="0"/>
-          <w:numId w:val="1018"/>
-        </w:numPr>
-      </w:pPr>
-      <w:r>
-        <w:rPr>
-          <w:b/>
-          <w:bCs/>
-        </w:rPr>
-        <w:t xml:space="preserve">Check the usual suspects:</w:t>
-      </w:r>
-      <w:r>
-        <w:t xml:space="preserve"> </w:t>
-      </w:r>
-      <w:r>
-        <w:t xml:space="preserve">did you run all the</w:t>
-      </w:r>
-      <w:r>
-        <w:t xml:space="preserve"> </w:t>
-      </w:r>
-      <w:r>
-        <w:rPr>
-          <w:rStyle w:val="VerbatimChar"/>
-        </w:rPr>
-        <w:t xml:space="preserve">library()</w:t>
-      </w:r>
-      <w:r>
-        <w:t xml:space="preserve"> </w:t>
-      </w:r>
-      <w:r>
-        <w:t xml:space="preserve">calls at the top? Spelling? A missing</w:t>
-      </w:r>
-      <w:r>
-        <w:t xml:space="preserve"> </w:t>
-      </w:r>
-      <w:r>
-        <w:rPr>
-          <w:rStyle w:val="VerbatimChar"/>
-        </w:rPr>
-        <w:t xml:space="preserve">)</w:t>
-      </w:r>
-      <w:r>
-        <w:t xml:space="preserve"> </w:t>
-      </w:r>
-      <w:r>
-        <w:t xml:space="preserve">or</w:t>
-      </w:r>
-      <w:r>
-        <w:t xml:space="preserve"> </w:t>
-      </w:r>
-      <w:r>
-        <w:rPr>
-          <w:rStyle w:val="VerbatimChar"/>
-        </w:rPr>
-        <w:t xml:space="preserve">%&gt;%</w:t>
-      </w:r>
-      <w:r>
-        <w:t xml:space="preserve"> </w:t>
-      </w:r>
-      <w:r>
-        <w:t xml:space="preserve">at the</w:t>
-      </w:r>
-      <w:r>
-        <w:t xml:space="preserve"> </w:t>
-      </w:r>
-      <w:r>
-        <w:rPr>
-          <w:i/>
-          <w:iCs/>
-        </w:rPr>
-        <w:t xml:space="preserve">start</w:t>
-      </w:r>
-      <w:r>
-        <w:t xml:space="preserve"> </w:t>
-      </w:r>
-      <w:r>
-        <w:t xml:space="preserve">of a line?</w:t>
-      </w:r>
-    </w:p>
-    <w:p>
-      <w:pPr>
-        <w:pStyle w:val="Compact"/>
-        <w:numPr>
-          <w:ilvl w:val="0"/>
-          <w:numId w:val="1018"/>
-        </w:numPr>
-      </w:pPr>
-      <w:r>
-        <w:rPr>
-          <w:rStyle w:val="VerbatimChar"/>
-        </w:rPr>
-        <w:t xml:space="preserve">?function_name</w:t>
-      </w:r>
-      <w:r>
-        <w:t xml:space="preserve"> </w:t>
-      </w:r>
-      <w:r>
-        <w:t xml:space="preserve">opens the built-in help page.</w:t>
-      </w:r>
-    </w:p>
-    <w:p>
-      <w:pPr>
-        <w:pStyle w:val="Compact"/>
-        <w:numPr>
-          <w:ilvl w:val="0"/>
-          <w:numId w:val="1018"/>
-        </w:numPr>
-      </w:pPr>
-      <w:r>
-        <w:rPr>
-          <w:b/>
-          <w:bCs/>
-        </w:rPr>
-        <w:t xml:space="preserve">Bring the exact error</w:t>
-      </w:r>
-      <w:r>
-        <w:t xml:space="preserve"> </w:t>
-      </w:r>
-      <w:r>
-        <w:t xml:space="preserve">(copy-paste it) to class or office hours.</w:t>
-      </w:r>
-    </w:p>
-    <w:p>
-      <w:pPr>
-        <w:pStyle w:val="BlockText"/>
-      </w:pPr>
-      <w:r>
-        <w:t xml:space="preserve">💡</w:t>
-      </w:r>
-      <w:r>
-        <w:t xml:space="preserve"> </w:t>
-      </w:r>
-      <w:r>
-        <w:rPr>
-          <w:b/>
-          <w:bCs/>
-        </w:rPr>
-        <w:t xml:space="preserve">Key idea:</w:t>
-      </w:r>
-      <w:r>
-        <w:t xml:space="preserve"> </w:t>
-      </w:r>
-      <w:r>
-        <w:t xml:space="preserve">Every working scientist googles error messages daily. Getting stuck is not failing — it is the job.</w:t>
-      </w:r>
-    </w:p>
-    <w:p>
-      <w:r>
-        <w:pict>
-          <v:rect style="width:0;height:1.5pt" o:hralign="center" o:hrstd="t" o:hr="t"/>
-        </w:pict>
-      </w:r>
-    </w:p>
-    <w:bookmarkEnd w:id="31"/>
+    <w:bookmarkEnd w:id="29"/>
     <w:sectPr>
       <w:pgSz w:h="15840" w:w="12240"/>
-      <w:pgMar w:bottom="1440" w:footer="720" w:gutter="0" w:header="720" w:left="1440" w:right="1440" w:top="1440"/>
+      <w:pgMar w:bottom="720" w:footer="360" w:gutter="0" w:header="360" w:left="1008" w:right="720" w:top="720"/>
       <w:cols w:space="720"/>
       <w:docGrid w:linePitch="360"/>
     </w:sectPr>
@@ -14854,36 +14378,6 @@
       <w:startOverride w:val="1"/>
     </w:lvlOverride>
   </w:num>
-  <w:num w:numId="1018">
-    <w:abstractNumId w:val="99411"/>
-    <w:lvlOverride w:ilvl="0">
-      <w:startOverride w:val="1"/>
-    </w:lvlOverride>
-    <w:lvlOverride w:ilvl="1">
-      <w:startOverride w:val="1"/>
-    </w:lvlOverride>
-    <w:lvlOverride w:ilvl="2">
-      <w:startOverride w:val="1"/>
-    </w:lvlOverride>
-    <w:lvlOverride w:ilvl="3">
-      <w:startOverride w:val="1"/>
-    </w:lvlOverride>
-    <w:lvlOverride w:ilvl="4">
-      <w:startOverride w:val="1"/>
-    </w:lvlOverride>
-    <w:lvlOverride w:ilvl="5">
-      <w:startOverride w:val="1"/>
-    </w:lvlOverride>
-    <w:lvlOverride w:ilvl="6">
-      <w:startOverride w:val="1"/>
-    </w:lvlOverride>
-    <w:lvlOverride w:ilvl="7">
-      <w:startOverride w:val="1"/>
-    </w:lvlOverride>
-    <w:lvlOverride w:ilvl="8">
-      <w:startOverride w:val="1"/>
-    </w:lvlOverride>
-  </w:num>
 </w:numbering>
 </file>
 
@@ -14900,7 +14394,11 @@
         <w14:ligatures w14:val="standardContextual"/>
       </w:rPr>
     </w:rPrDefault>
-    <w:pPrDefault/>
+    <w:pPrDefault>
+      <w:pPr>
+        <w:spacing w:before="0"/>
+      </w:pPr>
+    </w:pPrDefault>
   </w:docDefaults>
   <w:latentStyles w:count="376" w:defLockedState="0" w:defQFormat="0" w:defSemiHidden="0" w:defUIPriority="99" w:defUnhideWhenUsed="0">
     <w:lsdException w:name="Normal" w:qFormat="1" w:uiPriority="0"/>
@@ -15295,7 +14793,7 @@
     <w:pPr>
       <w:keepNext/>
       <w:keepLines/>
-      <w:spacing w:after="80" w:before="360"/>
+      <w:spacing w:after="80" w:before="120"/>
       <w:outlineLvl w:val="0"/>
     </w:pPr>
     <w:rPr>
@@ -15319,7 +14817,7 @@
     <w:pPr>
       <w:keepNext/>
       <w:keepLines/>
-      <w:spacing w:after="80" w:before="160"/>
+      <w:spacing w:after="80" w:before="100"/>
       <w:outlineLvl w:val="1"/>
     </w:pPr>
     <w:rPr>
@@ -15340,7 +14838,7 @@
     <w:pPr>
       <w:keepNext/>
       <w:keepLines/>
-      <w:spacing w:after="80" w:before="160"/>
+      <w:spacing w:after="80" w:before="80"/>
       <w:outlineLvl w:val="2"/>
     </w:pPr>
     <w:rPr>
@@ -15385,7 +14883,7 @@
     <w:pPr>
       <w:keepNext/>
       <w:keepLines/>
-      <w:spacing w:after="40" w:before="80"/>
+      <w:spacing w:after="40" w:before="60"/>
       <w:outlineLvl w:val="4"/>
     </w:pPr>
     <w:rPr>
@@ -15406,7 +14904,7 @@
     <w:pPr>
       <w:keepNext/>
       <w:keepLines/>
-      <w:spacing w:before="40"/>
+      <w:spacing w:before="60"/>
       <w:outlineLvl w:val="5"/>
     </w:pPr>
     <w:rPr>
@@ -15428,7 +14926,7 @@
     <w:pPr>
       <w:keepNext/>
       <w:keepLines/>
-      <w:spacing w:before="40"/>
+      <w:spacing w:before="60"/>
       <w:outlineLvl w:val="6"/>
     </w:pPr>
     <w:rPr>
@@ -15447,6 +14945,7 @@
     <w:qFormat/>
     <w:rsid w:val="00846576"/>
     <w:pPr>
+      <w:spacing w:before="60"/>
       <w:keepNext/>
       <w:keepLines/>
       <w:outlineLvl w:val="7"/>
@@ -15468,6 +14967,7 @@
     <w:qFormat/>
     <w:rsid w:val="00846576"/>
     <w:pPr>
+      <w:spacing w:before="60"/>
       <w:keepNext/>
       <w:keepLines/>
       <w:outlineLvl w:val="8"/>
@@ -15630,7 +15130,7 @@
     <w:qFormat/>
     <w:rsid w:val="00AF5CF1"/>
     <w:pPr>
-      <w:spacing w:after="80"/>
+      <w:spacing w:after="80" w:before="0"/>
       <w:contextualSpacing/>
     </w:pPr>
     <w:rPr>
@@ -15667,7 +15167,7 @@
       <w:numPr>
         <w:ilvl w:val="1"/>
       </w:numPr>
-      <w:spacing w:after="160"/>
+      <w:spacing w:after="160" w:before="0"/>
     </w:pPr>
     <w:rPr>
       <w:rFonts w:asciiTheme="minorHAnsi" w:cstheme="majorBidi" w:eastAsiaTheme="majorEastAsia" w:hAnsiTheme="minorHAnsi"/>
@@ -15700,7 +15200,7 @@
     <w:qFormat/>
     <w:rsid w:val="00AF5CF1"/>
     <w:pPr>
-      <w:spacing w:after="160" w:before="160"/>
+      <w:spacing w:after="160" w:before="0"/>
       <w:jc w:val="center"/>
     </w:pPr>
     <w:rPr>
@@ -15728,6 +15228,7 @@
     <w:qFormat/>
     <w:rsid w:val="00AF5CF1"/>
     <w:pPr>
+      <w:spacing w:before="0"/>
       <w:ind w:left="720"/>
       <w:contextualSpacing/>
     </w:pPr>
@@ -15757,7 +15258,7 @@
         <w:top w:color="0F4761" w:space="10" w:sz="4" w:themeColor="accent1" w:themeShade="BF" w:val="single"/>
         <w:bottom w:color="0F4761" w:space="10" w:sz="4" w:themeColor="accent1" w:themeShade="BF" w:val="single"/>
       </w:pBdr>
-      <w:spacing w:after="360" w:before="360"/>
+      <w:spacing w:after="360" w:before="0"/>
       <w:ind w:left="864" w:right="864"/>
       <w:jc w:val="center"/>
     </w:pPr>
@@ -15819,7 +15320,7 @@
         <w:right w:color="FF0000" w:space="4" w:sz="8" w:val="single"/>
       </w:pBdr>
       <w:shd w:color="auto" w:fill="FBFBFB" w:val="clear"/>
-      <w:spacing w:after="120" w:before="120"/>
+      <w:spacing w:after="60" w:before="0"/>
       <w:ind w:left="432" w:right="432"/>
     </w:pPr>
     <w:rPr>
@@ -15840,7 +15341,7 @@
         <w:right w:color="BFBFBF" w:space="4" w:sz="6" w:val="single"/>
       </w:pBdr>
       <w:shd w:color="auto" w:fill="FBFBFB" w:val="clear"/>
-      <w:spacing w:after="240" w:before="240"/>
+      <w:spacing w:after="60" w:before="0"/>
       <w:ind w:left="432" w:right="432"/>
     </w:pPr>
     <w:rPr>
@@ -15861,7 +15362,7 @@
         <w:right w:color="BFBFBF" w:space="4" w:sz="6" w:val="single"/>
       </w:pBdr>
       <w:shd w:color="auto" w:fill="FBFBFB" w:val="clear"/>
-      <w:spacing w:after="240" w:before="240"/>
+      <w:spacing w:after="60" w:before="0"/>
       <w:ind w:left="432" w:right="432"/>
     </w:pPr>
     <w:rPr>
@@ -15907,7 +15408,7 @@
     <w:unhideWhenUsed/>
     <w:rsid w:val="00322D32"/>
     <w:pPr>
-      <w:spacing w:after="100"/>
+      <w:spacing w:after="100" w:before="0"/>
     </w:pPr>
   </w:style>
   <w:style w:type="character" w:customStyle="1" w:styleId="KeywordTok">

--- a/docs/content/glm_logistic_regression/glm_logistic_regression_activity.docx
+++ b/docs/content/glm_logistic_regression/glm_logistic_regression_activity.docx
@@ -14396,7 +14396,7 @@
     </w:rPrDefault>
     <w:pPrDefault>
       <w:pPr>
-        <w:spacing w:before="0"/>
+        <w:spacing w:after="0" w:before="0" w:line="240" w:lineRule="auto"/>
       </w:pPr>
     </w:pPrDefault>
   </w:docDefaults>
